--- a/docs/PAPER_IEEE.docx
+++ b/docs/PAPER_IEEE.docx
@@ -1570,7 +1570,7 @@
       <w:r>
         <w:drawing>
           <wp:inline xmlns:a="http://schemas.openxmlformats.org/drawingml/2006/main" xmlns:pic="http://schemas.openxmlformats.org/drawingml/2006/picture">
-            <wp:extent cx="4086982" cy="6858000"/>
+            <wp:extent cx="5943600" cy="4276281"/>
             <wp:docPr id="3" name="Picture 3"/>
             <wp:cNvGraphicFramePr>
               <a:graphicFrameLocks noChangeAspect="1"/>
@@ -1579,7 +1579,7 @@
               <a:graphicData uri="http://schemas.openxmlformats.org/drawingml/2006/picture">
                 <pic:pic>
                   <pic:nvPicPr>
-                    <pic:cNvPr id="0" name="fig2_per_question_data_flow.png"/>
+                    <pic:cNvPr id="0" name="fig_dataflow_system19.png"/>
                     <pic:cNvPicPr/>
                   </pic:nvPicPr>
                   <pic:blipFill>
@@ -1591,7 +1591,7 @@
                   <pic:spPr>
                     <a:xfrm>
                       <a:off x="0" y="0"/>
-                      <a:ext cx="4086982" cy="6858000"/>
+                      <a:ext cx="5943600" cy="4276281"/>
                     </a:xfrm>
                     <a:prstGeom prst="rect"/>
                   </pic:spPr>
